--- a/document_templates/Notifications/PV-Notification-validated.docx
+++ b/document_templates/Notifications/PV-Notification-validated.docx
@@ -14,8 +14,8 @@
           <w:lang w:val="en-US"/>
         </w:rPr>
       </w:pPr>
-      <w:bookmarkStart w:id="0" w:name="_Hlk66701854"/>
-      <w:bookmarkStart w:id="1" w:name="_Hlk71183188"/>
+      <w:bookmarkStart w:id="0" w:name="_Hlk71183188"/>
+      <w:bookmarkStart w:id="1" w:name="_Hlk66701854"/>
       <w:r>
         <w:rPr>
           <w:rFonts w:hint="default" w:ascii="Times New Roman" w:hAnsi="Times New Roman" w:cs="Times New Roman"/>
@@ -202,8 +202,6 @@
         </w:rPr>
         <w:t xml:space="preserve"> : Notification de crédit </w:t>
       </w:r>
-      <w:bookmarkStart w:id="3" w:name="_GoBack"/>
-      <w:bookmarkEnd w:id="3"/>
     </w:p>
     <w:p>
       <w:pPr>
@@ -948,15 +946,119 @@
           <w:sz w:val="19"/>
           <w:szCs w:val="19"/>
         </w:rPr>
-        <w:t>Prime d’assurance</w:t>
-      </w:r>
-      <w:r>
-        <w:rPr>
-          <w:rFonts w:hint="default" w:ascii="Times New Roman" w:hAnsi="Times New Roman" w:cs="Times New Roman"/>
-          <w:sz w:val="19"/>
-          <w:szCs w:val="19"/>
-        </w:rPr>
-        <w:tab/>
+        <w:t>${insurance}</w:t>
+      </w:r>
+    </w:p>
+    <w:p>
+      <w:pPr>
+        <w:pStyle w:val="9"/>
+        <w:rPr>
+          <w:rFonts w:hint="default" w:ascii="Times New Roman" w:hAnsi="Times New Roman" w:cs="Times New Roman"/>
+          <w:sz w:val="19"/>
+          <w:szCs w:val="19"/>
+        </w:rPr>
+      </w:pPr>
+      <w:r>
+        <w:rPr>
+          <w:rFonts w:hint="default" w:ascii="Times New Roman" w:hAnsi="Times New Roman" w:cs="Times New Roman"/>
+          <w:sz w:val="19"/>
+          <w:szCs w:val="19"/>
+        </w:rPr>
+        <w:t xml:space="preserve">${key} </w:t>
+      </w:r>
+      <w:r>
+        <w:rPr>
+          <w:rFonts w:hint="default" w:ascii="Times New Roman" w:hAnsi="Times New Roman" w:cs="Times New Roman"/>
+          <w:sz w:val="19"/>
+          <w:szCs w:val="19"/>
+        </w:rPr>
+        <w:tab/>
+      </w:r>
+      <w:r>
+        <w:rPr>
+          <w:rFonts w:hint="default" w:ascii="Times New Roman" w:hAnsi="Times New Roman" w:cs="Times New Roman"/>
+          <w:sz w:val="19"/>
+          <w:szCs w:val="19"/>
+        </w:rPr>
+        <w:tab/>
+      </w:r>
+      <w:r>
+        <w:rPr>
+          <w:rFonts w:hint="default" w:ascii="Times New Roman" w:hAnsi="Times New Roman" w:cs="Times New Roman"/>
+          <w:sz w:val="19"/>
+          <w:szCs w:val="19"/>
+        </w:rPr>
+        <w:tab/>
+      </w:r>
+      <w:r>
+        <w:rPr>
+          <w:rFonts w:hint="default" w:ascii="Times New Roman" w:hAnsi="Times New Roman" w:cs="Times New Roman"/>
+          <w:sz w:val="19"/>
+          <w:szCs w:val="19"/>
+        </w:rPr>
+        <w:tab/>
+      </w:r>
+      <w:r>
+        <w:rPr>
+          <w:rFonts w:hint="default" w:ascii="Times New Roman" w:hAnsi="Times New Roman" w:cs="Times New Roman"/>
+          <w:sz w:val="19"/>
+          <w:szCs w:val="19"/>
+        </w:rPr>
+        <w:t>: ${value}</w:t>
+      </w:r>
+    </w:p>
+    <w:p>
+      <w:pPr>
+        <w:pStyle w:val="9"/>
+        <w:rPr>
+          <w:rFonts w:hint="default" w:ascii="Times New Roman" w:hAnsi="Times New Roman" w:cs="Times New Roman"/>
+          <w:sz w:val="19"/>
+          <w:szCs w:val="19"/>
+        </w:rPr>
+      </w:pPr>
+      <w:r>
+        <w:rPr>
+          <w:rFonts w:hint="default" w:ascii="Times New Roman" w:hAnsi="Times New Roman" w:cs="Times New Roman"/>
+          <w:sz w:val="19"/>
+          <w:szCs w:val="19"/>
+        </w:rPr>
+        <w:t>${/insurance}</w:t>
+      </w:r>
+    </w:p>
+    <w:p>
+      <w:pPr>
+        <w:pStyle w:val="9"/>
+        <w:rPr>
+          <w:rFonts w:hint="default" w:ascii="Times New Roman" w:hAnsi="Times New Roman" w:cs="Times New Roman"/>
+          <w:sz w:val="19"/>
+          <w:szCs w:val="19"/>
+        </w:rPr>
+      </w:pPr>
+      <w:r>
+        <w:rPr>
+          <w:rFonts w:hint="default" w:ascii="Times New Roman" w:hAnsi="Times New Roman" w:cs="Times New Roman"/>
+          <w:sz w:val="19"/>
+          <w:szCs w:val="19"/>
+        </w:rPr>
+        <w:t>${riskPremiumPercentage}</w:t>
+      </w:r>
+    </w:p>
+    <w:p>
+      <w:pPr>
+        <w:pStyle w:val="9"/>
+        <w:rPr>
+          <w:rFonts w:hint="default" w:ascii="Times New Roman" w:hAnsi="Times New Roman" w:cs="Times New Roman"/>
+          <w:sz w:val="19"/>
+          <w:szCs w:val="19"/>
+        </w:rPr>
+      </w:pPr>
+      <w:r>
+        <w:rPr>
+          <w:rFonts w:hint="default" w:ascii="Times New Roman" w:hAnsi="Times New Roman" w:cs="Times New Roman"/>
+          <w:sz w:val="19"/>
+          <w:szCs w:val="19"/>
+        </w:rPr>
+        <w:t xml:space="preserve">${key} </w:t>
       </w:r>
       <w:r>
         <w:rPr>
@@ -997,7 +1099,7 @@
           <w:sz w:val="19"/>
           <w:szCs w:val="19"/>
         </w:rPr>
-        <w:t>: selon la grille de l’assureur</w:t>
+        <w:t>: ${value}</w:t>
       </w:r>
     </w:p>
     <w:p>
@@ -1007,77 +1109,92 @@
           <w:rFonts w:hint="default" w:ascii="Times New Roman" w:hAnsi="Times New Roman" w:cs="Times New Roman"/>
           <w:sz w:val="19"/>
           <w:szCs w:val="19"/>
+        </w:rPr>
+      </w:pPr>
+      <w:r>
+        <w:rPr>
+          <w:rFonts w:hint="default" w:ascii="Times New Roman" w:hAnsi="Times New Roman" w:cs="Times New Roman"/>
+          <w:sz w:val="19"/>
+          <w:szCs w:val="19"/>
+        </w:rPr>
+        <w:t>${/riskPremiumPercentage}</w:t>
+      </w:r>
+    </w:p>
+    <w:p>
+      <w:pPr>
+        <w:pStyle w:val="9"/>
+        <w:rPr>
+          <w:rFonts w:hint="default" w:ascii="Times New Roman" w:hAnsi="Times New Roman" w:cs="Times New Roman"/>
+          <w:sz w:val="19"/>
+          <w:szCs w:val="19"/>
+        </w:rPr>
+      </w:pPr>
+      <w:r>
+        <w:rPr>
+          <w:rFonts w:hint="default" w:ascii="Times New Roman" w:hAnsi="Times New Roman" w:cs="Times New Roman"/>
+          <w:sz w:val="19"/>
+          <w:szCs w:val="19"/>
+        </w:rPr>
+        <w:t>${reviewBonus}</w:t>
+      </w:r>
+    </w:p>
+    <w:p>
+      <w:pPr>
+        <w:pStyle w:val="9"/>
+        <w:rPr>
+          <w:rFonts w:hint="default" w:ascii="Times New Roman" w:hAnsi="Times New Roman" w:cs="Times New Roman"/>
+          <w:sz w:val="19"/>
+          <w:szCs w:val="19"/>
+        </w:rPr>
+      </w:pPr>
+      <w:r>
+        <w:rPr>
+          <w:rFonts w:hint="default" w:ascii="Times New Roman" w:hAnsi="Times New Roman" w:cs="Times New Roman"/>
+          <w:sz w:val="19"/>
+          <w:szCs w:val="19"/>
+        </w:rPr>
+        <w:t xml:space="preserve">${key} </w:t>
+      </w:r>
+      <w:r>
+        <w:rPr>
+          <w:rFonts w:hint="default" w:ascii="Times New Roman" w:hAnsi="Times New Roman" w:cs="Times New Roman"/>
+          <w:sz w:val="19"/>
+          <w:szCs w:val="19"/>
+        </w:rPr>
+        <w:tab/>
+      </w:r>
+      <w:r>
+        <w:rPr>
+          <w:rFonts w:hint="default" w:ascii="Times New Roman" w:hAnsi="Times New Roman" w:cs="Times New Roman"/>
+          <w:sz w:val="19"/>
+          <w:szCs w:val="19"/>
+        </w:rPr>
+        <w:tab/>
+      </w:r>
+      <w:r>
+        <w:rPr>
+          <w:rFonts w:hint="default" w:ascii="Times New Roman" w:hAnsi="Times New Roman" w:cs="Times New Roman"/>
+          <w:sz w:val="19"/>
+          <w:szCs w:val="19"/>
+        </w:rPr>
+        <w:tab/>
+      </w:r>
+      <w:r>
+        <w:rPr>
+          <w:rFonts w:hint="default" w:cs="Times New Roman"/>
+          <w:sz w:val="19"/>
+          <w:szCs w:val="19"/>
           <w:lang w:val="en-US"/>
         </w:rPr>
-      </w:pPr>
-      <w:r>
-        <w:rPr>
-          <w:rFonts w:hint="default" w:ascii="Times New Roman" w:hAnsi="Times New Roman" w:cs="Times New Roman"/>
-          <w:sz w:val="19"/>
-          <w:szCs w:val="19"/>
-        </w:rPr>
-        <w:t>${line_review_bonus}</w:t>
-      </w:r>
-      <w:r>
-        <w:rPr>
-          <w:rFonts w:hint="default" w:cs="Times New Roman"/>
-          <w:sz w:val="19"/>
-          <w:szCs w:val="19"/>
-          <w:lang w:val="en-US"/>
-        </w:rPr>
-        <w:tab/>
-      </w:r>
-      <w:r>
-        <w:rPr>
-          <w:rFonts w:hint="default" w:cs="Times New Roman"/>
-          <w:sz w:val="19"/>
-          <w:szCs w:val="19"/>
-          <w:lang w:val="en-US"/>
-        </w:rPr>
-        <w:tab/>
-      </w:r>
-      <w:r>
-        <w:rPr>
-          <w:rFonts w:hint="default" w:cs="Times New Roman"/>
-          <w:sz w:val="19"/>
-          <w:szCs w:val="19"/>
-          <w:lang w:val="en-US"/>
-        </w:rPr>
-        <w:tab/>
-      </w:r>
-      <w:r>
-        <w:rPr>
-          <w:rFonts w:hint="default" w:cs="Times New Roman"/>
-          <w:sz w:val="19"/>
-          <w:szCs w:val="19"/>
-          <w:lang w:val="en-US"/>
-        </w:rPr>
-        <w:tab/>
-      </w:r>
-      <w:r>
-        <w:rPr>
-          <w:rFonts w:hint="default" w:ascii="Times New Roman" w:hAnsi="Times New Roman" w:cs="Times New Roman"/>
-          <w:sz w:val="19"/>
-          <w:szCs w:val="19"/>
-        </w:rPr>
-        <w:t>${line_review_bonus</w:t>
-      </w:r>
-      <w:r>
-        <w:rPr>
-          <w:rFonts w:hint="default" w:cs="Times New Roman"/>
-          <w:sz w:val="19"/>
-          <w:szCs w:val="19"/>
-          <w:lang w:val="en-US"/>
-        </w:rPr>
-        <w:t>_value</w:t>
-      </w:r>
-      <w:r>
-        <w:rPr>
-          <w:rFonts w:hint="default" w:ascii="Times New Roman" w:hAnsi="Times New Roman" w:cs="Times New Roman"/>
-          <w:sz w:val="19"/>
-          <w:szCs w:val="19"/>
-        </w:rPr>
-        <w:t>}</w:t>
+        <w:tab/>
+      </w:r>
+      <w:r>
+        <w:rPr>
+          <w:rFonts w:hint="default" w:ascii="Times New Roman" w:hAnsi="Times New Roman" w:cs="Times New Roman"/>
+          <w:sz w:val="19"/>
+          <w:szCs w:val="19"/>
+        </w:rPr>
+        <w:t>: ${value}</w:t>
       </w:r>
     </w:p>
     <w:p>
@@ -1089,6 +1206,26 @@
           <w:szCs w:val="19"/>
         </w:rPr>
       </w:pPr>
+      <w:r>
+        <w:rPr>
+          <w:rFonts w:hint="default" w:ascii="Times New Roman" w:hAnsi="Times New Roman" w:cs="Times New Roman"/>
+          <w:sz w:val="19"/>
+          <w:szCs w:val="19"/>
+        </w:rPr>
+        <w:t>${/reviewBonus}</w:t>
+      </w:r>
+    </w:p>
+    <w:p>
+      <w:pPr>
+        <w:pStyle w:val="9"/>
+        <w:rPr>
+          <w:rFonts w:hint="default" w:ascii="Times New Roman" w:hAnsi="Times New Roman" w:cs="Times New Roman"/>
+          <w:sz w:val="19"/>
+          <w:szCs w:val="19"/>
+        </w:rPr>
+      </w:pPr>
+      <w:bookmarkStart w:id="3" w:name="_GoBack"/>
+      <w:bookmarkEnd w:id="3"/>
     </w:p>
     <w:p>
       <w:pPr>
